--- a/data/deliverables/sc_16be8068cb2ea056/legal_memo.docx
+++ b/data/deliverables/sc_16be8068cb2ea056/legal_memo.docx
@@ -8,7 +8,7 @@
         <w:jc w:val="center"/>
       </w:pPr>
       <w:r>
-        <w:t>MEMORANDUM</w:t>
+        <w:t>Legal Memo - United States v. Kimble</w:t>
       </w:r>
     </w:p>
     <w:p>
@@ -20,7 +20,7 @@
         <w:tab/>
       </w:r>
       <w:r>
-        <w:t>[Partner Name]</w:t>
+        <w:t>Supervising Partner</w:t>
       </w:r>
     </w:p>
     <w:p>
@@ -32,7 +32,7 @@
         <w:tab/>
       </w:r>
       <w:r>
-        <w:t>[Senior Associate Name]</w:t>
+        <w:t>Senior Associate</w:t>
       </w:r>
     </w:p>
     <w:p>
@@ -44,7 +44,7 @@
         <w:tab/>
       </w:r>
       <w:r>
-        <w:t>[Current Date]</w:t>
+        <w:t>July 2025</w:t>
       </w:r>
     </w:p>
     <w:p>
@@ -56,7 +56,7 @@
         <w:tab/>
       </w:r>
       <w:r>
-        <w:t>Viability of As-Applied Second Amendment Challenge to 18 U.S.C. § 922(g)(1) for Client with Drug-Trafficking Convictions — Analysis Based on United States v. Kimble, 142 F.4th 308 (5th Cir. 2025)</w:t>
+        <w:t>Analysis of Second Amendment Challenge to § 922(g)(1) for Drug-Trafficking Felonies — United States v. Kimble, 142 F.4th 308 (5th Cir. 2025)</w:t>
       </w:r>
     </w:p>
     <w:p>
@@ -66,10 +66,10 @@
     </w:p>
     <w:p>
       <w:pPr>
-        <w:pStyle w:val="Heading1"/>
+        <w:pStyle w:val="Heading2"/>
       </w:pPr>
       <w:r>
-        <w:t>MEMORANDUM</w:t>
+        <w:t>I. Two-Step Second Amendment Analytical Framework</w:t>
       </w:r>
     </w:p>
     <w:p>
@@ -77,7 +77,7 @@
         <w:rPr>
           <w:b w:val="0"/>
         </w:rPr>
-        <w:t>MEMORANDUM</w:t>
+        <w:t>The Supreme Court's decision in New York State Rifle &amp; Pistol Ass'n v. Bruen, 597 U.S. 1 (2022), established the governing framework for Second Amendment challenges that the Fifth Circuit applied in United States v. Kimble. Under this framework, courts employ a two-step analysis. First, the court asks "whether the Second Amendment's plain text covers the behavior the government seeks to regulate," in which case the Constitution "presumptively protects that conduct." Kimble, 142 F.4th at 312 (quoting Bruen, 597 U.S. at 24). Second, if the individual's actions are covered by the amendment's text, "[t]he government must then justify its regulation by demonstrating that it is consistent with the Nation's historical tradition of firearm regulation." Id. (quoting Bruen, 597 U.S. at 24). Only if the government meets that burden may a court conclude that the individual's conduct falls outside the Second Amendment's protection.</w:t>
       </w:r>
     </w:p>
     <w:p>
@@ -85,7 +85,7 @@
         <w:rPr>
           <w:b w:val="0"/>
         </w:rPr>
-        <w:t>To: [Partner Name]</w:t>
+        <w:t>The Supreme Court reaffirmed this framework in United States v. Rahimi, 602 U.S. 680 (2024), which the Fifth Circuit cited in Kimble. See 142 F.4th at 312 n.3. In Rahimi, the Court clarified that the government need not identify a "historical twin" to justify a modern regulation; instead, multiple historical analogues "[t]aken together" can demonstrate sufficient analogy to satisfy the Bruen test. Kimble, 142 F.4th at 312 n.3 (quoting Rahimi, 602 U.S. at 698–99).</w:t>
       </w:r>
     </w:p>
     <w:p>
@@ -93,7 +93,7 @@
         <w:rPr>
           <w:b w:val="0"/>
         </w:rPr>
-        <w:t>From: [Senior Associate Name]</w:t>
+        <w:t>As applied in Kimble, the court determined that the first step of the Bruen framework was satisfied because "[t]he plain text of the Second Amendment covers the conduct prohibited by § 922(g)(1)," and convicted felons are "unequivocally among 'the people' protected by the Second Amendment." 142 F.4th at 312 (quoting United States v. Diaz, 116 F.4th 458, 466–67 (5th Cir. 2024)). The burden thus shifted to the government to demonstrate that disarming an individual based on his felon status is "consistent with the Nation's historical tradition." Id.</w:t>
       </w:r>
     </w:p>
     <w:p>
@@ -101,7 +101,15 @@
         <w:rPr>
           <w:b w:val="0"/>
         </w:rPr>
-        <w:t>Date: [Current Date]</w:t>
+        <w:t>For evaluating the government's proffered historical analogues, the Fifth Circuit applied the "why" and "how" test articulated in United States v. Daniels, 124 F.4th 967, 973 (5th Cir. 2025). Under this test, historical laws must be "relevantly similar" to the modern regulation, meaning they must both (1) "address a comparable problem" (the "why") and (2) "place a comparable burden on the right-holder" (the "how"). Kimble, 142 F.4th at 315 (quoting Daniels, 124 F.4th at 973). This analogical inquiry "requires the exercise of both analogical reasoning and sound judgment." Id. (quoting United States v. Connelly, 117 F.4th 269, 274 (5th Cir. 2024)).</w:t>
+      </w:r>
+    </w:p>
+    <w:p>
+      <w:pPr>
+        <w:pStyle w:val="Heading2"/>
+      </w:pPr>
+      <w:r>
+        <w:t>II. Three Categories of Offenses Supporting § 922(g)(1) Convictions</w:t>
       </w:r>
     </w:p>
     <w:p>
@@ -109,7 +117,39 @@
         <w:rPr>
           <w:b w:val="0"/>
         </w:rPr>
-        <w:t>Re: Viability of As-Applied Second Amendment Challenge to 18 U.S.C. § 922(g)(1) for Client with Drug-Trafficking Convictions — Analysis Based on United States v. Kimble, 142 F.4th 308 (5th Cir. 2025)</w:t>
+        <w:t>Prior to Kimble, the Fifth Circuit had recognized three categories of predicate offenses that would cause a defendant's as-applied challenge to § 922(g)(1) to fail under the post-Bruen framework. The court in Kimble summarized these categories as follows: "if a defendant's predicate felony involves theft or violence, his as-applied challenge to § 922(g)(1) will fail. Similarly, if a defendant is caught possessing a gun while out on supervised release for a prior felony sentence, his as-applied challenge will also fail." 142 F.4th at 314.</w:t>
+      </w:r>
+    </w:p>
+    <w:p>
+      <w:r>
+        <w:rPr>
+          <w:b w:val="0"/>
+        </w:rPr>
+        <w:t>The first category, theft offenses, was established in United States v. Diaz, 116 F.4th 458 (5th Cir. 2024). In Diaz, the defendant had a felony conviction for vehicle theft. The court held that his as-applied challenge failed because "Founding-era analogues to Diaz's predicate felony such as horse theft were subject to the death penalty," conveying that "our country has a historical tradition of severely punishing people like Diaz who have been convicted of theft." Kimble, 142 F.4th at 313 (quoting Diaz, 116 F.4th at 468–69). The court reasoned that the lesser punishment of lifelong disarmament imposed by § 922(g)(1) therefore accorded with the Second Amendment. Id. (citing Diaz, 116 F.4th at 469–70).</w:t>
+      </w:r>
+    </w:p>
+    <w:p>
+      <w:r>
+        <w:rPr>
+          <w:b w:val="0"/>
+        </w:rPr>
+        <w:t>The second category, violent offenses, was addressed in United States v. Schnur, 132 F.4th 863 (5th Cir. 2025). There, the defendant's predicate felonies included "aggravated battery causing great bodily injury." Kimble, 142 F.4th at 314 (quoting Schnur, 132 F.4th at 868). The court upheld the conviction because "our caselaw suggests that there are historical analogues demonstrating our Nation's longstanding tradition of disarming persons with a violent criminal history analogous to Schnur's." Id. (quoting Schnur, 132 F.4th at 869). The court held that "Schnur's felony conviction for a 'crime of violence' indicates that he poses a threat to public safety and the orderly functioning of society." Id. (quoting Schnur, 132 F.4th at 870).</w:t>
+      </w:r>
+    </w:p>
+    <w:p>
+      <w:r>
+        <w:rPr>
+          <w:b w:val="0"/>
+        </w:rPr>
+        <w:t>The third category, possessing a firearm while still serving a sentence, was addressed in United States v. Giglio, 126 F.4th 1039 (5th Cir. 2025). In Giglio, the court upheld a § 922(g)(1) conviction where the defendant was found armed while still serving his sentence on supervised release. The court reasoned that, historically, "convicts could be required to forfeit their weapons and were prevented from reacquiring arms until they had finished serving their sentences." Kimble, 142 F.4th at 314 (quoting Giglio, 126 F.4th at 1044). The court also cited United States v. Contreras, 125 F.4th 725, 732–33 (5th Cir. 2025), as supporting this principle. Id.</w:t>
+      </w:r>
+    </w:p>
+    <w:p>
+      <w:r>
+        <w:rPr>
+          <w:b w:val="0"/>
+        </w:rPr>
+        <w:t>Kimble raised the novel question of whether a predicate drug-trafficking felony—which does not fit neatly into the theft, violence, or supervised-release categories—justifies permanent disarmament under § 922(g)(1) even after the defendant has served his full sentence. The court emphasized that it must "hold the government to its heavy burden of showing that our history supports Kimble's lifetime disarmament under (g)(1), because the Second Amendment 'is not a second-class right.'" 142 F.4th at 314 (quoting Bruen, 597 U.S. at 70).</w:t>
       </w:r>
     </w:p>
     <w:p>
@@ -117,7 +157,7 @@
         <w:pStyle w:val="Heading2"/>
       </w:pPr>
       <w:r>
-        <w:t>I. Question Presented</w:t>
+        <w:t>III. Rejection of the Government's Founding-Era Analogy</w:t>
       </w:r>
     </w:p>
     <w:p>
@@ -125,7 +165,47 @@
         <w:rPr>
           <w:b w:val="0"/>
         </w:rPr>
-        <w:t>Whether a person convicted of two drug-trafficking felonies—one state-level conviction for manufacturing or delivering a controlled substance and one federal conviction for possession with intent to distribute cocaine—can mount a viable as-applied challenge to the constitutionality of 18 U.S.C. § 922(g)(1) under the Second Amendment, as interpreted by New York State Rifle &amp; Pistol Ass'n v. Bruen, 597 U.S. 1 (2022), and United States v. Rahimi, 602 U.S. 680 (2024), in light of the Fifth Circuit's analysis in United States v. Kimble, 142 F.4th 308 (5th Cir. 2025).</w:t>
+        <w:t>The government's first theory was that Kimble's predicate drug-trafficking felonies were analogous to Founding-era felonies punishable by death or estate forfeiture, and therefore § 922(g)(1)'s permanent disarmament was consistent with history. Under United States v. Diaz, 116 F.4th at 469–70, the Fifth Circuit had held that if a felon's predicate offense "would have led to capital punishment or estate forfeiture" at the Founding, then § 922(g)(1)'s permanent disarmament "fits within this tradition of serious and permanent punishment." Kimble, 142 F.4th at 315.</w:t>
+      </w:r>
+    </w:p>
+    <w:p>
+      <w:r>
+        <w:rPr>
+          <w:b w:val="0"/>
+        </w:rPr>
+        <w:t>The government invoked three specific historical statutes. First, a 1748 Virginia statute providing that any person who "shall receive, or buy, any horse that shall be feloniously taken, or stolen, from any other person, knowing the same to be stolen" shall "suffer the pain of death, as a felon convict." Kimble, 142 F.4th at 315–16 n.5 (quoting 6 William Waller Hening, The Statutes at Large, p. 130 (1819)). Second, the Federal Post Office Act of 1792, which provided that "if any person or persons shall rob any carrier of the mail of the United States" they "shall, on conviction thereof, suffer death." Id. at 316 n.6 (quoting 1 Stat. 232, 237 (1792)). Third, the Federal Crimes Act of 1790, which punished counterfeiting or forgery of public securities with death, and New York and Virginia laws punishing counterfeiting with estate forfeiture, hard labor, and branding. Id. at 316 n.7.</w:t>
+      </w:r>
+    </w:p>
+    <w:p>
+      <w:r>
+        <w:rPr>
+          <w:b w:val="0"/>
+        </w:rPr>
+        <w:t>The government argued that these laws "establish a historical tradition of severely punishing people convicted of crimes involving the creation, possession, or distribution of illicit goods." Kimble, 142 F.4th at 316. The court acknowledged that the government's proposed historical laws satisfied the "how" inquiry under Diaz because those laws "achieved their goals by permanently punishing offenders, as does § 922(g)(1)." Id. (quoting Diaz, 116 F.4th at 469).</w:t>
+      </w:r>
+    </w:p>
+    <w:p>
+      <w:r>
+        <w:rPr>
+          <w:b w:val="0"/>
+        </w:rPr>
+        <w:t>However, the court rejected the government's argument because the proffered historical analogues failed the "why" test. The court examined the purpose of the laws underlying Kimble's predicate offenses: the Texas Controlled Substances Act, enacted in 1973, has the purpose "to prevent drug trafficking and drug dealing" (citing One 1980 Pontiac v. State, 707 S.W.2d 881, 882 (Tex. 1986)), and the federal Controlled Substances Act's "main objectives" include "to control the legitimate and illegitimate traffic in controlled substances" (citing Gonzales v. Raich, 545 U.S. 1, 12 (2005)). Kimble, 142 F.4th at 316. The "problem" the drug-trafficking laws seek to address is thus "the use and sale of addictive drugs." Id.</w:t>
+      </w:r>
+    </w:p>
+    <w:p>
+      <w:r>
+        <w:rPr>
+          <w:b w:val="0"/>
+        </w:rPr>
+        <w:t>By contrast, the historical laws invoked by the government—"colonial Virginia's law making it a felony knowingly to receive a stolen horse, and other laws punishing mail theft and counterfeiting with death or estate forfeiture—all concern theft, fraud, or deceit." Kimble, 142 F.4th at 317. The government argued that both modern and historical laws share the common goal of "eliminating traffic in illicit goods," but the court found this formulation depends on "engaging in an unduly high level of generality." Id. The court warned that under the government's theory, "Congress could outlaw the possession of any quotidian object and then claim that all those caught possessing it lose their Second Amendment rights forever." Id.</w:t>
+      </w:r>
+    </w:p>
+    <w:p>
+      <w:r>
+        <w:rPr>
+          <w:b w:val="0"/>
+        </w:rPr>
+        <w:t>The court quoted Justice Barrett's concurrence in Rahimi for the principle that courts "must be careful not to read a principle at such a high level of generality that it waters down the right." Kimble, 142 F.4th at 317 (quoting Rahimi, 602 U.S. at 740 (Barrett, J., concurring)). It also cited its own precedent that "a shifting benchmark" such as possession of any item deemed illicit "should not define the limits of the Second Amendment." Id. (quoting Diaz, 116 F.4th at 469). The court concluded that the government's contention that historical laws severely punishing recipients of stolen goods or counterfeit securities justify lifetime disarmament for individuals convicted of selling illicit drugs "stretches the analogical reasoning prescribed by Bruen and Rahimi too far." Id. (citing Connelly, 117 F.4th at 282).</w:t>
       </w:r>
     </w:p>
     <w:p>
@@ -133,7 +213,7 @@
         <w:pStyle w:val="Heading2"/>
       </w:pPr>
       <w:r>
-        <w:t>II. Short Answer</w:t>
+        <w:t>IV. Acceptance of the Intrinsic Danger of Drug Trafficking</w:t>
       </w:r>
     </w:p>
     <w:p>
@@ -141,7 +221,55 @@
         <w:rPr>
           <w:b w:val="0"/>
         </w:rPr>
-        <w:t>The challenge is unlikely to succeed. Under the framework established in United States v. Diaz, 116 F.4th 458 (5th Cir. 2024), and applied in Kimble, the government must demonstrate that disarming persons with a criminal history analogous to the challenger's accords with the nation's historical tradition of firearm regulation. While Kimble did not squarely address whether drug-trafficking convictions fall within the three categories the Fifth Circuit has recognized as sufficient—theft, violence, and possessing arms while on parole—the court's reasoning suggests that the government has strong arguments for analogizing drug trafficking to historically disarmed categories, particularly given the serious and dangerous nature of drug-trafficking offenses. However, the case is not entirely foreclosed because the Fifth Circuit has explicitly permitted as-applied challenges and has not categorically held that all drug-trafficking convictions justify lifelong disarmament. The viability of the challenge depends on whether the government can identify sufficient historical analogues for disarming individuals convicted of non-violent drug offenses.</w:t>
+        <w:t>The government's second theory, which the court accepted, was that "the nation's history establishes a tradition of disarming those whose past criminal conduct evinces a special danger of misusing firearms." Kimble, 142 F.4th at 317. The court held that "[t]he Second Amendment allows Congress to disarm classes of people it reasonably deems dangerous, and § 922(g)(1)'s prohibition on gun possession by individuals convicted of drug-trafficking felonies enacts such a disarmament regime consistent with Bruen's 'why' and 'how' test." Id.</w:t>
+      </w:r>
+    </w:p>
+    <w:p>
+      <w:r>
+        <w:rPr>
+          <w:b w:val="0"/>
+        </w:rPr>
+        <w:t>The court grounded this holding in the historical practice of categorical disarmament of dangerous persons. Citing United States v. Williams, 113 F.4th 637, 657 (6th Cir. 2024), the court noted that "[g]overnments in England and colonial America long disarmed groups that they deemed to be dangerous." Kimble, 142 F.4th at 317. The court further cited United States v. Connelly, 117 F.4th at 278, for the proposition that the "undeniably throughline" in our nation's history is that "Founding-era governments took guns away from those perceived to be dangerous." Id. Additionally, "history and tradition support Congress's power to strip certain groups of" the right to bear arms. Id. (quoting Kanter v. Barr, 919 F.3d 437, 452 (7th Cir. 2019) (Barrett, J., dissenting)).</w:t>
+      </w:r>
+    </w:p>
+    <w:p>
+      <w:r>
+        <w:rPr>
+          <w:b w:val="0"/>
+        </w:rPr>
+        <w:t>The government invoked English laws disarming political and religious dissidents and American statements and practices suggesting dangerous individuals could lose their Second Amendment rights, much of the same evidence previously considered in Connelly. Kimble, 142 F.4th at 318. The court acknowledged that in Connelly, it had rejected those analogies as applied to marijuana users because they were not "dangerous" for reasons comparable to those targeted by the government's proffered analogues. Id. However, the court found that "the government's analogues are a closer fit for drug traffickers than for occasional drug users." Id.</w:t>
+      </w:r>
+    </w:p>
+    <w:p>
+      <w:r>
+        <w:rPr>
+          <w:b w:val="0"/>
+        </w:rPr>
+        <w:t>The court cited both English and American historical sources. English history suggested that while "good subjects" retained their rights, those judged "dangerous to the Peace of the Kingdom" could be disarmed. Kimble, 142 F.4th at 319 n.14. American colonial law similarly empowered officials to "take from such Persons as they shall judge disaffected and dangerous to the present Government, all the Arms, Accoutrements and Ammunition which they own or possess." Id. at 319 n.15 (quoting the New Jersey Council of Safety Act of 1777). The court also cited Justice Barrett's observation in Kanter that the Pennsylvania and Massachusetts ratifying conventions reflected the understanding that categorical exclusions from the right to bear arms were "about threatened violence and the risk of public injury." Id. at 319 (quoting Kanter, 919 F.3d at 456 (Barrett, J., dissenting)).</w:t>
+      </w:r>
+    </w:p>
+    <w:p>
+      <w:r>
+        <w:rPr>
+          <w:b w:val="0"/>
+        </w:rPr>
+        <w:t>Turning to modern case law, the court cited extensive authority supporting the conclusion that drug trafficking is inherently dangerous. The Supreme Court has "long recognized 'that drugs and guns are a dangerous combination.'" Kimble, 142 F.4th at 320 (quoting Smith v. United States, 508 U.S. 223, 240 (1993)). The Fifth Circuit in United States v. Yanez Sosa, 513 F.3d 194, 202 (5th Cir. 2008), credited testimony that "drugs and guns are commonly found together and that drug dealers use guns to protect their business because of the inherent violence of the trade." Id. Other circuits have similarly acknowledged that "drug dealing is notoriously linked to violence," including the First Circuit in United States v. Torres-Rosario, 658 F.3d 110, 113 (1st Cir. 2011). Id. The court also cited Justice Kennedy's separate opinion in Harmelin v. Michigan, 501 U.S. 957, 1002 (1991), calling the contention that drug-trafficking crimes are "nonviolent and victimless" "false to the point of absurdity." Id.</w:t>
+      </w:r>
+    </w:p>
+    <w:p>
+      <w:r>
+        <w:rPr>
+          <w:b w:val="0"/>
+        </w:rPr>
+        <w:t>The court also relied on the legislative history of 18 U.S.C. § 924(c). In 1986, Congress added the term "drug trafficking crime" to that provision "to enhance the ability of law enforcement to fight violent crime and narcotics trafficking." Kimble, 142 F.4th at 321 (quoting H.R. Rep. No. 99-495, at 1 (1986)). Prior to that amendment, the provision referenced only "a crime of violence," and the White House requested that Congress "amend the language of [18 U.S.C.] § 924 to include drug crimes in light of the fact that criminals involved in drug trafficking may often carry or use firearms during the commission of drug-related felonies." Id. (quoting Lynn Marsella, Something About Carry, 89 J. Crim. L. &amp; Criminology 973, 975 (1999)). Congress complied, and courts understood the amended law as "an effort to combat the dangerous combination of drugs and guns." Id. (quoting Muscarello v. United States, 524 U.S. 125, 132 (1998)).</w:t>
+      </w:r>
+    </w:p>
+    <w:p>
+      <w:r>
+        <w:rPr>
+          <w:b w:val="0"/>
+        </w:rPr>
+        <w:t>Based on this extensive authority, the court concluded that "the Legislative, Executive, and Judicial Branches agree that drug trafficking is an inherently dangerous activity, and Congress has responded to that threat by disarming convicted drug traffickers via § 922(g)(1)." Kimble, 142 F.4th at 322. Because Kimble's predicate felony conviction "indicates that he poses a threat to public safety and the orderly functioning of society," his § 922(g)(1) conviction was "consistent with this Nation's historical tradition of firearm regulation and punishment of people who have been convicted of violent offenses." Id. (quoting Schnur, 132 F.4th at 870). The court explicitly limited its holding: "Kimble's conviction accords with the Second Amendment because Congress can categorically disarm individuals convicted of violent felonies like drug trafficking. That conclusion does not depend on an individualized assessment that Kimble is dangerous." Id. at 322.</w:t>
       </w:r>
     </w:p>
     <w:p>
@@ -149,7 +277,7 @@
         <w:pStyle w:val="Heading2"/>
       </w:pPr>
       <w:r>
-        <w:t>III. Statement of Facts from United States v. Kimble</w:t>
+        <w:t>V. Disagreement Between the Majority and the Concurrence</w:t>
       </w:r>
     </w:p>
     <w:p>
@@ -157,7 +285,7 @@
         <w:rPr>
           <w:b w:val="0"/>
         </w:rPr>
-        <w:t>Sidney Kimble was convicted of two drug-trafficking felonies. First, he pleaded nolo contendere to a state-level charge of manufacturing or delivering a controlled substance after officers found him carrying crack cocaine, marihuana, yellow pills of an unidentified substance, and over $1,000 in cash. He was sentenced to six years' confinement but served only one year. His parole term expired on January 5, 2018.</w:t>
+        <w:t>Judge James E. Graves, Jr., filed a concurrence in part and in the judgment, agreeing that Kimble's conviction should be affirmed based on the specific facts but disagreeing with the majority's categorical approach to disarming drug traffickers without an individualized assessment of dangerousness. Graves concurrence at 18 (page references to the opinion). The core disagreement concerns whether courts must conduct an individualized assessment of a defendant's dangerousness in an as-applied challenge to § 922(g)(1), or whether categorical disarmament based on the predicate conviction alone is sufficient.</w:t>
       </w:r>
     </w:p>
     <w:p>
@@ -165,7 +293,7 @@
         <w:rPr>
           <w:b w:val="0"/>
         </w:rPr>
-        <w:t>In 2015, Kimble sold a confidential informant approximately 139 grams of crack cocaine. He pleaded guilty to a federal felony: possession with intent to distribute a detectable quantity of cocaine. He was sentenced to 18 months in prison followed by four years of supervised release. He was released early in July 2016, at which point his supervised release commenced. After violating his release terms by cheating on a drug test, he was re-imprisoned for 12 months beginning January 1, 2018. The remand order stated that upon his release, 'no supervised release [would] follow.' He was again released early on July 6, 2018.</w:t>
+        <w:t>Judge Graves criticized the majority's reliance on pre-Bruen cases as support for the proposition that drug trafficking is categorically dangerous. He examined each case cited by the majority and argued that most involved situations where drugs and guns were actually present together, rather than cases addressing whether a prior drug-trafficking conviction alone justifies permanent disarmament. Graves concurrence at 18–21. For example, he noted that Smith v. United States, 508 U.S. 223 (1993), involved the trade of an automatic weapon for cocaine, and the "significant factor was a gun's actual role in a drug trafficking offense." Id. at 19. Similarly, United States v. Yanez Sosa, 513 F.3d 194 (5th Cir. 2008), involved possession of firearms in furtherance of a drug trafficking crime, and the court reiterated that "[t]he critical question, therefore, is whether a particular defendant possessed the firearm in furtherance of the drug trafficking offense, not whether drug dealers generally use guns." Id. at 19 (quoting Yanez Sosa, 513 F.3d at 202).</w:t>
       </w:r>
     </w:p>
     <w:p>
@@ -173,7 +301,7 @@
         <w:rPr>
           <w:b w:val="0"/>
         </w:rPr>
-        <w:t>On July 16, 2021, law enforcement agents attempted to stop Kimble for outstanding warrants for possession of a controlled substance and being a felon in possession of a firearm. As Kimble fled, officers observed him discard a handgun from his waistband. He was arrested and charged with violating 18 U.S.C. § 922(g)(1).</w:t>
+        <w:t>Graves also pointed to the Sixth Circuit's decision in United States v. Williams, 113 F.4th 637 (6th Cir. 2024), which the majority had cited, to argue that even that court required an individualized showing. He quoted Williams for the proposition that "each member of that disarmed group has an opportunity to make an individualized showing that he himself is not actually dangerous." Graves concurrence at 21 (quoting Williams, 113 F.4th at 663). Graves noted that the Sixth Circuit stated that "district courts should make fact-specific dangerousness determinations after taking account of the unique circumstances of the individual, including details of his specific conviction." Id. at 22 (quoting Williams, 113 F.4th at 663). Additionally, Graves referenced the Third Circuit's decision in Pitsilides v. Barr, 128 F.4th 203, 211–12 (3d Cir. 2025), which the majority explicitly rejected, as another circuit requiring courts to "look beyond" a defendant's predicate conviction. Id. at 22.</w:t>
       </w:r>
     </w:p>
     <w:p>
@@ -181,23 +309,7 @@
         <w:rPr>
           <w:b w:val="0"/>
         </w:rPr>
-        <w:t>Kimble moved to dismiss the indictment in March 2023, arguing that § 922(g)(1) was unconstitutional both facially and as applied to him in light of New York State Rifle &amp; Pistol Ass'n v. Bruen, 597 U.S. 1 (2022). The district court denied the motion, concluding that Bruen did not overrule binding Fifth Circuit precedent. Kimble then pleaded guilty without a plea agreement. The district court accepted the plea in August 2023 and agreed that Kimble had not waived his right to appeal the constitutionality of § 922(g)(1) in light of Bruen.</w:t>
-      </w:r>
-    </w:p>
-    <w:p>
-      <w:pPr>
-        <w:pStyle w:val="Heading2"/>
-      </w:pPr>
-      <w:r>
-        <w:t>IV. Discussion</w:t>
-      </w:r>
-    </w:p>
-    <w:p>
-      <w:pPr>
-        <w:pStyle w:val="Heading3"/>
-      </w:pPr>
-      <w:r>
-        <w:t>A. The Bruen Two-Step Framework</w:t>
+        <w:t>Judge Graves further argued that there is no principled basis for the majority's categorical distinction between drug users and drug traffickers. He observed that "[t]ypically, the determination of whether an offense is possession or possession with intent simply comes down to the amount of drugs," and that "[t]here is no basis for a conclusion that drug users and possessors are categorically not 'intrinsically dangerous' but drug possessors with intent categorically are 'intrinsically dangerous.'" Graves concurrence at 24. He offered the hypothetical of "a young person, who has never been violent and was not armed, accepted a job to drive a car from one location to another without knowing it contained a hidden compartment full of drugs," who "could then be disarmed for life without any chance of ever proving he was not a danger." Id. This disparity, in Graves's view, demonstrated the need for individualized assessment.</w:t>
       </w:r>
     </w:p>
     <w:p>
@@ -205,239 +317,7 @@
         <w:rPr>
           <w:b w:val="0"/>
         </w:rPr>
-        <w:t>The Second Amendment guarantees 'the right of the people to keep and bear Arms.' U.S. Const. amend. II. In District of Columbia v. Heller, 554 U.S. 570, 635 (2008), the Supreme Court recognized this as a pre-existing, individual right 'to use arms in defense of hearth and home,' though it noted the right 'is not unlimited.' Id. at 626. The Court observed that 'longstanding prohibitions on the possession of firearms by felons and the mentally ill,' among others, are 'presumptively lawful.' Id. at 626–27 &amp; n.26.</w:t>
-      </w:r>
-    </w:p>
-    <w:p>
-      <w:r>
-        <w:rPr>
-          <w:b w:val="0"/>
-        </w:rPr>
-        <w:t>In New York State Rifle &amp; Pistol Ass'n v. Bruen, 597 U.S. 1 (2022), the Supreme Court established a two-step framework for Second Amendment challenges. First, a court asks whether the Second Amendment's plain text covers the conduct the government seeks to regulate; if so, the Constitution presumptively protects that conduct. Id. at 24. Second, if the individual's actions are covered by the text, 'the government must then justify its regulation by demonstrating that it is consistent with the Nation's historical tradition of firearm regulation.' Id. Only if the government meets this burden 'may a court conclude that the individual's conduct falls outside the Second Amendment's unqualified command.' Id. (quotation omitted).</w:t>
-      </w:r>
-    </w:p>
-    <w:p>
-      <w:r>
-        <w:rPr>
-          <w:b w:val="0"/>
-        </w:rPr>
-        <w:t>The Supreme Court reaffirmed this framework in United States v. Rahimi, 602 U.S. 680 (2024), clarifying that the government need not identify a 'historical twin' to justify a modern-day regulation. Multiple historical analogues '[t]aken together' can demonstrate that a modern regulation has a sufficiently analogous 'why' and 'how' to historical firearms restrictions. Id. at 698–99.</w:t>
-      </w:r>
-    </w:p>
-    <w:p>
-      <w:r>
-        <w:rPr>
-          <w:b w:val="0"/>
-        </w:rPr>
-        <w:t>Applying this framework in United States v. Kimble, 142 F.4th 308 (5th Cir. 2025), the Fifth Circuit first confirmed that '[t]he plain text of the Second Amendment covers the conduct prohibited by § 922(g)(1).' Id. at 312 (quoting United States v. Diaz, 116 F.4th 458, 467 (5th Cir. 2024)). This is because convicted felons are 'unequivocally among "the people" protected by the Second Amendment.' United States v. Schnur, 132 F.4th 863, 867 (5th Cir. 2025). Thus, the government bears the burden of showing that disarming an individual based on felon status is 'consistent with the Nation's historical tradition.' Id.</w:t>
-      </w:r>
-    </w:p>
-    <w:p>
-      <w:pPr>
-        <w:pStyle w:val="Heading3"/>
-      </w:pPr>
-      <w:r>
-        <w:t>B. The Government's Burden Under the Historical-Tradition Prong</w:t>
-      </w:r>
-    </w:p>
-    <w:p>
-      <w:r>
-        <w:rPr>
-          <w:b w:val="0"/>
-        </w:rPr>
-        <w:t>Under the Bruen framework as applied in Kimble, the government must demonstrate that the nation has a tradition of disarming someone with a criminal history analogous to the challenger's. United States v. Kimble, 142 F.4th at 312 (citing United States v. Diaz, 116 F.4th 458, 467 (5th Cir. 2024)). The Fifth Circuit's post-Bruen framework for assessing § 922(g)(1) convictions was first articulated in Diaz, where the court recognized that Bruen abrogated prior precedents upholding § 922(g)(1) in all its applications. Id. at 311.</w:t>
-      </w:r>
-    </w:p>
-    <w:p>
-      <w:r>
-        <w:rPr>
-          <w:b w:val="0"/>
-        </w:rPr>
-        <w:t>Importantly, the Fifth Circuit no longer rejects Second Amendment challenges to § 922(g)(1) categorically, instead permitting 'as-applied challenges by defendants with different predicate convictions.' Id. at 311 (quoting Diaz, 116 F.4th at 470 n.4). This means that the analysis turns on the specific nature of the defendant's criminal history and whether historical analogues exist for disarming persons with that particular type of conviction.</w:t>
-      </w:r>
-    </w:p>
-    <w:p>
-      <w:r>
-        <w:rPr>
-          <w:b w:val="0"/>
-        </w:rPr>
-        <w:t>As the Supreme Court clarified in Rahimi, the government need not produce a 'historical twin' but may rely on multiple historical analogues '[t]aken together' to satisfy the Bruen test. United States v. Rahimi, 602 U.S. 680, 698–99 (2024). This principle was acknowledged by the Fifth Circuit in Kimble, providing the government with flexibility in marshaling historical evidence. 142 F.4th at 310 n.3.</w:t>
-      </w:r>
-    </w:p>
-    <w:p>
-      <w:pPr>
-        <w:pStyle w:val="Heading3"/>
-      </w:pPr>
-      <w:r>
-        <w:t>C. The Three Categories of Offenses Identified in Kimble</w:t>
-      </w:r>
-    </w:p>
-    <w:p>
-      <w:r>
-        <w:rPr>
-          <w:b w:val="0"/>
-        </w:rPr>
-        <w:t>In Kimble, the Fifth Circuit identified three categories of offenses that have been held to support the constitutionality of § 922(g)(1) under the historical-tradition prong. 142 F.4th at 311–12. Each provides a potential avenue for the government to argue that disarming drug traffickers accords with history and tradition.</w:t>
-      </w:r>
-    </w:p>
-    <w:p>
-      <w:r>
-        <w:rPr>
-          <w:b w:val="0"/>
-        </w:rPr>
-        <w:t>First, in United States v. Diaz, 116 F.4th 458 (5th Cir. 2024), the court considered a defendant convicted of vehicle theft. The court held that Founding-era analogues to Diaz's predicate felony, such as horse theft, were subject to the death penalty, demonstrating that 'our country has a historical tradition of severely punishing people like Diaz who have been convicted of theft.' Id. at 468–69. Therefore, the lesser punishment of lifelong disarmament imposed by § 922(g)(1) accorded with the Second Amendment. Id. at 469–70.</w:t>
-      </w:r>
-    </w:p>
-    <w:p>
-      <w:r>
-        <w:rPr>
-          <w:b w:val="0"/>
-        </w:rPr>
-        <w:t>Second, in United States v. Schnur, 132 F.4th 863 (5th Cir. 2025), the court upheld a § 922(g)(1) conviction against a defendant whose predicate felonies included 'aggravated battery causing great bodily injury.' The court found 'historical analogues demonstrating our Nation's longstanding tradition of disarming persons with a violent criminal history analogous to Schnur's.' Id. at 869.</w:t>
-      </w:r>
-    </w:p>
-    <w:p>
-      <w:r>
-        <w:rPr>
-          <w:b w:val="0"/>
-        </w:rPr>
-        <w:t>Third, in United States v. Bullock, 123 F.4th 183 (5th Cir. 2024), the court addressed a defendant who possessed arms while on parole, violating the terms of his release. Kimble cited Bullock as an example of a recognized category. 142 F.4th at 311–12.</w:t>
-      </w:r>
-    </w:p>
-    <w:p>
-      <w:r>
-        <w:rPr>
-          <w:b w:val="0"/>
-        </w:rPr>
-        <w:t>Notably, Kimble's own case involved a supervised-release violation—he was re-imprisoned after cheating on a drug test. 142 F.4th at 310. While the opinion does not explicitly state that this violation was the basis for upholding his conviction, it is possible that the government relied on the Bullock category as one ground. However, the court's broader statement that 'disarming drug traffickers accords with the nation's history and tradition of firearm regulation' suggests the holding rests on a more general principle. Id. at 309.</w:t>
-      </w:r>
-    </w:p>
-    <w:p>
-      <w:r>
-        <w:rPr>
-          <w:b w:val="0"/>
-        </w:rPr>
-        <w:t>For our client, Marcus Reed, the question is whether his drug-trafficking convictions—analogous to Kimble's—fit within one of these recognized categories. Drug trafficking is not theft, nor is it inherently violent in the way Schnur's aggravated battery was. However, drug trafficking has historically been treated as a serious offense warranting significant punishment, and the government may argue by analogy that disarming drug traffickers is consistent with the tradition of disarming those convicted of serious crimes. The viability of this argument depends on the historical record the government can assemble.</w:t>
-      </w:r>
-    </w:p>
-    <w:p>
-      <w:pPr>
-        <w:pStyle w:val="Heading3"/>
-      </w:pPr>
-      <w:r>
-        <w:t>D. Kimble's Specific Factual History and Its Significance</w:t>
-      </w:r>
-    </w:p>
-    <w:p>
-      <w:r>
-        <w:rPr>
-          <w:b w:val="0"/>
-        </w:rPr>
-        <w:t>Kimble's factual history is significant for several reasons. He had two separate drug-trafficking convictions: a state-level nolo contendere plea for manufacturing or delivering a controlled substance, and a federal guilty plea for possession with intent to distribute cocaine. 142 F.4th at 309–10. His state conviction carried a six-year sentence, though he served only one year; his federal sentence was 18 months plus four years of supervised release. Id.</w:t>
-      </w:r>
-    </w:p>
-    <w:p>
-      <w:r>
-        <w:rPr>
-          <w:b w:val="0"/>
-        </w:rPr>
-        <w:t>Critically, Kimble violated his supervised release by cheating on a drug test, leading to re-imprisonment for 12 months. Id. at 310. The remand order specified that no supervised release would follow his re-release. Id. This violation connects Kimble to the third category recognized in Bullock—possession of arms while on parole—though Kimble's violation was for cheating on a drug test rather than possessing arms.</w:t>
-      </w:r>
-    </w:p>
-    <w:p>
-      <w:r>
-        <w:rPr>
-          <w:b w:val="0"/>
-        </w:rPr>
-        <w:t>Kimble's arrest on July 16, 2021, occurred when officers attempted to stop him for outstanding warrants for possession of a controlled substance and being a felon in possession of a firearm. 142 F.4th at 310. During the stop, officers observed him discard a handgun from his waistband. Id. This conduct is directly analogous to what § 922(g)(1) prohibits.</w:t>
-      </w:r>
-    </w:p>
-    <w:p>
-      <w:r>
-        <w:rPr>
-          <w:b w:val="0"/>
-        </w:rPr>
-        <w:t>Procedurally, Kimble moved to dismiss the indictment in March 2023, arguing that § 922(g)(1) was unconstitutional under Bruen. The district court denied the motion, holding that Bruen did not overrule binding Fifth Circuit precedent. Id. Kimble then pleaded guilty without a plea agreement, and the district court accepted the plea in August 2023, explicitly agreeing that Kimble preserved his right to appeal the constitutionality of § 922(g)(1) in light of Bruen. Id. at 310. This procedural posture is important: it demonstrates that the constitutionality of § 922(g)(1) was properly preserved for appellate review despite the guilty plea.</w:t>
-      </w:r>
-    </w:p>
-    <w:p>
-      <w:pPr>
-        <w:pStyle w:val="Heading3"/>
-      </w:pPr>
-      <w:r>
-        <w:t>E. Strength of the Government's Historical-Tradition Argument for Disarming Drug Traffickers</w:t>
-      </w:r>
-    </w:p>
-    <w:p>
-      <w:r>
-        <w:rPr>
-          <w:b w:val="0"/>
-        </w:rPr>
-        <w:t>The Fifth Circuit's statement in Kimble that 'disarming drug traffickers accords with the nation's history and tradition of firearm regulation' is significant but requires careful parsing. 142 F.4th at 309. The court did not elaborate extensively on the historical analogues supporting this conclusion, focusing instead on applying the framework to Kimble's specific facts. The opinion's structure—analyzing Kimble's case under the general framework without a detailed historical survey—leaves open the question of exactly which historical traditions support disarming drug traffickers.</w:t>
-      </w:r>
-    </w:p>
-    <w:p>
-      <w:r>
-        <w:rPr>
-          <w:b w:val="0"/>
-        </w:rPr>
-        <w:t>Arguments favoring the government include the seriousness of drug-trafficking offenses. Drug trafficking is a grave criminal enterprise that fuels violence, corruption, and social harm. Historically, the government may argue, societies have disarmed individuals convicted of serious crimes, and drug trafficking should be analogized to those offenses. The Fifth Circuit's willingness to recognize theft (Diaz), violence (Schnur), and parole violations (Bullock) as sufficient categories suggests a flexible approach that could encompass drug trafficking.</w:t>
-      </w:r>
-    </w:p>
-    <w:p>
-      <w:r>
-        <w:rPr>
-          <w:b w:val="0"/>
-        </w:rPr>
-        <w:t>However, arguments favoring the defendant exist. Drug trafficking is a regulatory offense that did not exist at the Founding. Unlike horse theft (which was subject to the death penalty) or aggravated battery (which is inherently violent), drug trafficking is not a traditional common-law crime. The defendant could argue that the historical record lacks sufficiently analogous precedents for disarming individuals convicted of non-violent regulatory offenses. Moreover, § 922(g)(1) imposes lifelong disarmament, and the defendant could argue that this disproportionate punishment lacks historical support for drug-trafficking convictions.</w:t>
-      </w:r>
-    </w:p>
-    <w:p>
-      <w:r>
-        <w:rPr>
-          <w:b w:val="0"/>
-        </w:rPr>
-        <w:t>For our client Marcus Reed, whose criminal history closely mirrors Kimble's, the analysis is complicated by the fact that Kimble also had a supervised-release violation. Reed, by contrast, completed all sentences without violation. This distinction could be significant: if the government's argument in Kimble partly rested on the Bullock category (supervised-release violations), Reed's case lacks that additional factor. Nevertheless, the Fifth Circuit's broad statement about drug traffickers suggests the court would likely reach the same result for Reed.</w:t>
-      </w:r>
-    </w:p>
-    <w:p>
-      <w:r>
-        <w:rPr>
-          <w:b w:val="0"/>
-        </w:rPr>
-        <w:t>In sum, while Kimble strongly suggests that as-applied challenges by drug traffickers will fail, the opinion does not conclusively foreclose all such challenges. The viability of Reed's challenge depends on whether the government can produce historical analogues for disarming persons convicted of drug-trafficking offenses and whether those analogues satisfy the Rahimi 'taken together' standard. Based on the current state of the law, the challenge is unlikely to succeed, but the factual and historical record could produce a different result in a case with a more developed historical analysis.</w:t>
-      </w:r>
-    </w:p>
-    <w:p>
-      <w:pPr>
-        <w:pStyle w:val="Heading2"/>
-      </w:pPr>
-      <w:r>
-        <w:t>V. Conclusion</w:t>
-      </w:r>
-    </w:p>
-    <w:p>
-      <w:r>
-        <w:rPr>
-          <w:b w:val="0"/>
-        </w:rPr>
-        <w:t>Based on the Fifth Circuit's analysis in United States v. Kimble, 142 F.4th 308 (5th Cir. 2025), our client Marcus Reed's as-applied challenge to 18 U.S.C. § 922(g)(1) is unlikely to succeed. The court's statement that 'disarming drug traffickers accords with the nation's history and tradition of firearm regulation' strongly suggests that the Fifth Circuit would uphold § 922(g)(1) as applied to Reed, whose drug-trafficking convictions are factually similar to Kimble's.</w:t>
-      </w:r>
-    </w:p>
-    <w:p>
-      <w:r>
-        <w:rPr>
-          <w:b w:val="0"/>
-        </w:rPr>
-        <w:t>However, the challenge is not entirely foreclosed. The Fifth Circuit has explicitly permitted as-applied challenges and has not categorically held that all drug-trafficking convictions justify lifelong disarmament. The viability of the challenge depends on the historical record the government can assemble and whether multiple historical analogues, taken together under Rahimi, demonstrate a tradition of disarming persons convicted of drug trafficking. If the government cannot produce sufficient historical analogues, Reed's challenge could succeed.</w:t>
-      </w:r>
-    </w:p>
-    <w:p>
-      <w:r>
-        <w:rPr>
-          <w:b w:val="0"/>
-        </w:rPr>
-        <w:t>We recommend that the firm proceed with caution. If the client wishes to pursue the challenge, we should focus on developing a detailed historical record and distinguishing Kimble on the ground that Kimble had a supervised-release violation that Reed does not. However, the likelihood of success remains low given the Fifth Circuit's current posture.</w:t>
+        <w:t>The concurrence also criticized the majority's statement that the relevant consideration is simply the defendant's "prior convictions that are punishable by imprisonment for a term exceeding one year." Graves concurrence at 22 (quoting the majority at 322). Graves argued that in United States v. Diaz, 116 F.4th 458, 467 (5th Cir. 2024), the court "was merely quoting the relevant statute in the initial determination of whether there was a historical analogue" and "said nothing about unproven or prior conduct, and it was not assessing whether Diaz was dangerous." Id. He thus concluded that the majority's categorical approach was unsupported by the authorities it cited and represented a significant departure from the as-applied framework that post-Bruen precedent demands.</w:t>
       </w:r>
     </w:p>
     <w:sectPr>
